--- a/小问号-教育智能体申报书.docx
+++ b/小问号-教育智能体申报书.docx
@@ -1878,7 +1878,7 @@
           <w:color w:val="8A817C"/>
           <w:sz w:val="19"/>
         </w:rPr>
-        <w:t>数据来源：pnpm selfcheck，在 3 段回放脚本共 24 轮对话上自动统计，结果可复现。护栏通过率 24/24 = 100%。</w:t>
+        <w:t>数据来源：pnpm selfcheck，在 5 段回放脚本共 39 轮对话上自动统计，结果可复现。护栏通过率 39/39 = 100%。</w:t>
       </w:r>
     </w:p>
     <w:p>
@@ -2280,7 +2280,7 @@
           <w:b w:val="0"/>
           <w:sz w:val="21"/>
         </w:rPr>
-        <w:t>内置 3 段完整回放脚本（变量 / 密码安全 / 二进制），不需要 API Key、不依赖网络模型即可完整体验 G-Loop 全流程与图谱动态生长，确保评委在任何网络与账号条件下都能完成审核。</w:t>
+        <w:t>内置 5 段完整回放脚本（变量 / 密码安全 / 二进制 / 循环 / 人工智能初步），不需要 API Key、不依赖网络模型即可完整体验 G-Loop 全流程与图谱动态生长，确保评委在任何网络与账号条件下都能完成审核。</w:t>
       </w:r>
     </w:p>
     <w:p>
@@ -2733,7 +2733,7 @@
                 <w:b w:val="0"/>
                 <w:sz w:val="19"/>
               </w:rPr>
-              <w:t>公网可访问 Web 应用，默认进入体验模式</w:t>
+              <w:t>公网可访问，默认进入体验模式，免 API Key</w:t>
             </w:r>
           </w:p>
         </w:tc>
@@ -2752,6 +2752,7 @@
                 <w:b w:val="0"/>
                 <w:sz w:val="19"/>
               </w:rPr>
+              <w:t>https://lynnnnyl25.github.io/xiao-wenhao/</w:t>
             </w:r>
           </w:p>
         </w:tc>
@@ -2810,6 +2811,7 @@
                 <w:b w:val="0"/>
                 <w:sz w:val="19"/>
               </w:rPr>
+              <w:t>https://github.com/lynnnnyl25/xiao-wenhao</w:t>
             </w:r>
           </w:p>
         </w:tc>
@@ -2868,6 +2870,7 @@
                 <w:b w:val="0"/>
                 <w:sz w:val="19"/>
               </w:rPr>
+              <w:t>待补充</w:t>
             </w:r>
           </w:p>
         </w:tc>
@@ -2907,7 +2910,7 @@
                 <w:b w:val="0"/>
                 <w:sz w:val="19"/>
               </w:rPr>
-              <w:t>架构说明、缺口分类法、护栏指标定义</w:t>
+              <w:t>仓库 README 与 docs/ 目录</w:t>
             </w:r>
           </w:p>
         </w:tc>
@@ -2926,6 +2929,7 @@
                 <w:b w:val="0"/>
                 <w:sz w:val="19"/>
               </w:rPr>
+              <w:t>https://github.com/lynnnnyl25/xiao-wenhao#readme</w:t>
             </w:r>
           </w:p>
         </w:tc>

--- a/小问号-教育智能体申报书.docx
+++ b/小问号-教育智能体申报书.docx
@@ -1533,7 +1533,7 @@
           <w:b w:val="0"/>
           <w:sz w:val="21"/>
         </w:rPr>
-        <w:t>"不给答案"很容易承诺，很难证明。本作品内置护栏，在对话过程中实时统计三项指标，评委可在使用时随时查看，无需信任开发者的自述：</w:t>
+        <w:t>"不给答案"很容易承诺，很难证明。本作品内置护栏，在对话过程中实时统计五项指标，评委可在使用时随时查看，无需信任开发者的自述：</w:t>
       </w:r>
     </w:p>
     <w:tbl>
@@ -1552,7 +1552,7 @@
       <w:tr>
         <w:tc>
           <w:tcPr>
-            <w:tcW w:type="dxa" w:w="1814"/>
+            <w:tcW w:type="dxa" w:w="1928"/>
           </w:tcPr>
           <w:p>
             <w:pPr>
@@ -1571,7 +1571,7 @@
         </w:tc>
         <w:tc>
           <w:tcPr>
-            <w:tcW w:type="dxa" w:w="3628"/>
+            <w:tcW w:type="dxa" w:w="3515"/>
           </w:tcPr>
           <w:p>
             <w:pPr>
@@ -1590,7 +1590,7 @@
         </w:tc>
         <w:tc>
           <w:tcPr>
-            <w:tcW w:type="dxa" w:w="1474"/>
+            <w:tcW w:type="dxa" w:w="1361"/>
           </w:tcPr>
           <w:p>
             <w:pPr>
@@ -1609,7 +1609,7 @@
         </w:tc>
         <w:tc>
           <w:tcPr>
-            <w:tcW w:type="dxa" w:w="2154"/>
+            <w:tcW w:type="dxa" w:w="2041"/>
           </w:tcPr>
           <w:p>
             <w:pPr>
@@ -1630,7 +1630,7 @@
       <w:tr>
         <w:tc>
           <w:tcPr>
-            <w:tcW w:type="dxa" w:w="1814"/>
+            <w:tcW w:type="dxa" w:w="1928"/>
           </w:tcPr>
           <w:p>
             <w:pPr>
@@ -1649,7 +1649,7 @@
         </w:tc>
         <w:tc>
           <w:tcPr>
-            <w:tcW w:type="dxa" w:w="3628"/>
+            <w:tcW w:type="dxa" w:w="3515"/>
           </w:tcPr>
           <w:p>
             <w:pPr>
@@ -1668,7 +1668,7 @@
         </w:tc>
         <w:tc>
           <w:tcPr>
-            <w:tcW w:type="dxa" w:w="1474"/>
+            <w:tcW w:type="dxa" w:w="1361"/>
           </w:tcPr>
           <w:p>
             <w:pPr>
@@ -1687,7 +1687,7 @@
         </w:tc>
         <w:tc>
           <w:tcPr>
-            <w:tcW w:type="dxa" w:w="2154"/>
+            <w:tcW w:type="dxa" w:w="2041"/>
           </w:tcPr>
           <w:p>
             <w:pPr>
@@ -1700,7 +1700,7 @@
                 <w:b w:val="0"/>
                 <w:sz w:val="19"/>
               </w:rPr>
-              <w:t>60 – 100</w:t>
+              <w:t>60 – 90</w:t>
             </w:r>
           </w:p>
         </w:tc>
@@ -1708,7 +1708,7 @@
       <w:tr>
         <w:tc>
           <w:tcPr>
-            <w:tcW w:type="dxa" w:w="1814"/>
+            <w:tcW w:type="dxa" w:w="1928"/>
           </w:tcPr>
           <w:p>
             <w:pPr>
@@ -1727,7 +1727,7 @@
         </w:tc>
         <w:tc>
           <w:tcPr>
-            <w:tcW w:type="dxa" w:w="3628"/>
+            <w:tcW w:type="dxa" w:w="3515"/>
           </w:tcPr>
           <w:p>
             <w:pPr>
@@ -1746,7 +1746,7 @@
         </w:tc>
         <w:tc>
           <w:tcPr>
-            <w:tcW w:type="dxa" w:w="1474"/>
+            <w:tcW w:type="dxa" w:w="1361"/>
           </w:tcPr>
           <w:p>
             <w:pPr>
@@ -1765,7 +1765,7 @@
         </w:tc>
         <w:tc>
           <w:tcPr>
-            <w:tcW w:type="dxa" w:w="2154"/>
+            <w:tcW w:type="dxa" w:w="2041"/>
           </w:tcPr>
           <w:p>
             <w:pPr>
@@ -1786,7 +1786,163 @@
       <w:tr>
         <w:tc>
           <w:tcPr>
-            <w:tcW w:type="dxa" w:w="1814"/>
+            <w:tcW w:type="dxa" w:w="1928"/>
+          </w:tcPr>
+          <w:p>
+            <w:pPr>
+              <w:spacing w:after="40"/>
+            </w:pPr>
+            <w:r/>
+            <w:r>
+              <w:rPr>
+                <w:rFonts w:ascii="微软雅黑" w:hAnsi="微软雅黑" w:eastAsia="微软雅黑"/>
+                <w:b w:val="0"/>
+                <w:sz w:val="19"/>
+              </w:rPr>
+              <w:t>诱导率 Leading Rate</w:t>
+            </w:r>
+          </w:p>
+        </w:tc>
+        <w:tc>
+          <w:tcPr>
+            <w:tcW w:type="dxa" w:w="3515"/>
+          </w:tcPr>
+          <w:p>
+            <w:pPr>
+              <w:spacing w:after="40"/>
+            </w:pPr>
+            <w:r/>
+            <w:r>
+              <w:rPr>
+                <w:rFonts w:ascii="微软雅黑" w:hAnsi="微软雅黑" w:eastAsia="微软雅黑"/>
+                <w:b w:val="0"/>
+                <w:sz w:val="19"/>
+              </w:rPr>
+              <w:t>把答案藏进问句的轮次占比</w:t>
+            </w:r>
+          </w:p>
+        </w:tc>
+        <w:tc>
+          <w:tcPr>
+            <w:tcW w:type="dxa" w:w="1361"/>
+          </w:tcPr>
+          <w:p>
+            <w:pPr>
+              <w:spacing w:after="40"/>
+            </w:pPr>
+            <w:r/>
+            <w:r>
+              <w:rPr>
+                <w:rFonts w:ascii="微软雅黑" w:hAnsi="微软雅黑" w:eastAsia="微软雅黑"/>
+                <w:b w:val="0"/>
+                <w:sz w:val="19"/>
+              </w:rPr>
+              <w:t>≤ 10%</w:t>
+            </w:r>
+          </w:p>
+        </w:tc>
+        <w:tc>
+          <w:tcPr>
+            <w:tcW w:type="dxa" w:w="2041"/>
+          </w:tcPr>
+          <w:p>
+            <w:pPr>
+              <w:spacing w:after="40"/>
+            </w:pPr>
+            <w:r/>
+            <w:r>
+              <w:rPr>
+                <w:rFonts w:ascii="微软雅黑" w:hAnsi="微软雅黑" w:eastAsia="微软雅黑"/>
+                <w:b w:val="0"/>
+                <w:sz w:val="19"/>
+              </w:rPr>
+              <w:t>0%</w:t>
+            </w:r>
+          </w:p>
+        </w:tc>
+      </w:tr>
+      <w:tr>
+        <w:tc>
+          <w:tcPr>
+            <w:tcW w:type="dxa" w:w="1928"/>
+          </w:tcPr>
+          <w:p>
+            <w:pPr>
+              <w:spacing w:after="40"/>
+            </w:pPr>
+            <w:r/>
+            <w:r>
+              <w:rPr>
+                <w:rFonts w:ascii="微软雅黑" w:hAnsi="微软雅黑" w:eastAsia="微软雅黑"/>
+                <w:b w:val="0"/>
+                <w:sz w:val="19"/>
+              </w:rPr>
+              <w:t>一问一题率</w:t>
+            </w:r>
+          </w:p>
+        </w:tc>
+        <w:tc>
+          <w:tcPr>
+            <w:tcW w:type="dxa" w:w="3515"/>
+          </w:tcPr>
+          <w:p>
+            <w:pPr>
+              <w:spacing w:after="40"/>
+            </w:pPr>
+            <w:r/>
+            <w:r>
+              <w:rPr>
+                <w:rFonts w:ascii="微软雅黑" w:hAnsi="微软雅黑" w:eastAsia="微软雅黑"/>
+                <w:b w:val="0"/>
+                <w:sz w:val="19"/>
+              </w:rPr>
+              <w:t>只含一个问号的轮次占比</w:t>
+            </w:r>
+          </w:p>
+        </w:tc>
+        <w:tc>
+          <w:tcPr>
+            <w:tcW w:type="dxa" w:w="1361"/>
+          </w:tcPr>
+          <w:p>
+            <w:pPr>
+              <w:spacing w:after="40"/>
+            </w:pPr>
+            <w:r/>
+            <w:r>
+              <w:rPr>
+                <w:rFonts w:ascii="微软雅黑" w:hAnsi="微软雅黑" w:eastAsia="微软雅黑"/>
+                <w:b w:val="0"/>
+                <w:sz w:val="19"/>
+              </w:rPr>
+              <w:t>≥ 95%</w:t>
+            </w:r>
+          </w:p>
+        </w:tc>
+        <w:tc>
+          <w:tcPr>
+            <w:tcW w:type="dxa" w:w="2041"/>
+          </w:tcPr>
+          <w:p>
+            <w:pPr>
+              <w:spacing w:after="40"/>
+            </w:pPr>
+            <w:r/>
+            <w:r>
+              <w:rPr>
+                <w:rFonts w:ascii="微软雅黑" w:hAnsi="微软雅黑" w:eastAsia="微软雅黑"/>
+                <w:b w:val="0"/>
+                <w:sz w:val="19"/>
+              </w:rPr>
+              <w:t>100%</w:t>
+            </w:r>
+          </w:p>
+        </w:tc>
+      </w:tr>
+      <w:tr>
+        <w:tc>
+          <w:tcPr>
+            <w:tcW w:type="dxa" w:w="1928"/>
           </w:tcPr>
           <w:p>
             <w:pPr>
@@ -1805,7 +1961,7 @@
         </w:tc>
         <w:tc>
           <w:tcPr>
-            <w:tcW w:type="dxa" w:w="3628"/>
+            <w:tcW w:type="dxa" w:w="3515"/>
           </w:tcPr>
           <w:p>
             <w:pPr>
@@ -1824,7 +1980,7 @@
         </w:tc>
         <w:tc>
           <w:tcPr>
-            <w:tcW w:type="dxa" w:w="1474"/>
+            <w:tcW w:type="dxa" w:w="1361"/>
           </w:tcPr>
           <w:p>
             <w:pPr>
@@ -1843,7 +1999,7 @@
         </w:tc>
         <w:tc>
           <w:tcPr>
-            <w:tcW w:type="dxa" w:w="2154"/>
+            <w:tcW w:type="dxa" w:w="2041"/>
           </w:tcPr>
           <w:p>
             <w:pPr>
@@ -1878,6 +2034,20 @@
           <w:color w:val="8A817C"/>
           <w:sz w:val="19"/>
         </w:rPr>
+        <w:t>其中"诱导率"是本作品特别提出的指标。把答案藏进问句（"是不是因为……所以……？"）在字面上完全合法——没有结论句、以问号结尾、答问比甚至很高，但它比直接给答案更糟：学生以为自己在思考，其实只是在点头。普通护栏检测不到这一类，必须单独建一个检测器。</w:t>
+      </w:r>
+    </w:p>
+    <w:p>
+      <w:pPr>
+        <w:spacing w:after="120"/>
+      </w:pPr>
+      <w:r>
+        <w:rPr>
+          <w:rFonts w:ascii="微软雅黑" w:hAnsi="微软雅黑" w:eastAsia="微软雅黑"/>
+          <w:b w:val="0"/>
+          <w:color w:val="8A817C"/>
+          <w:sz w:val="19"/>
+        </w:rPr>
         <w:t>数据来源：pnpm selfcheck，在 5 段回放脚本共 39 轮对话上自动统计，结果可复现。护栏通过率 39/39 = 100%。</w:t>
       </w:r>
     </w:p>
@@ -1891,7 +2061,87 @@
           <w:b/>
           <w:sz w:val="21"/>
         </w:rPr>
-        <w:t>创新点三：面向小学的儿童认知适配</w:t>
+        <w:t>创新点三：分析交给代码，表达交给模型</w:t>
+      </w:r>
+    </w:p>
+    <w:p>
+      <w:pPr>
+        <w:spacing w:after="120"/>
+      </w:pPr>
+      <w:r>
+        <w:rPr>
+          <w:rFonts w:ascii="微软雅黑" w:hAnsi="微软雅黑" w:eastAsia="微软雅黑"/>
+          <w:b w:val="0"/>
+          <w:sz w:val="21"/>
+        </w:rPr>
+        <w:t>只靠 Prompt 让大模型"像苏格拉底一样提问"，会稳定地犯三个错：诱导式提问（答案藏进问句）、一问多题（一句话问三件事）、原地打转（反复问同一个问题）。这些错误靠"再写一段更长的 Prompt"治不住。本作品把教学决策拆成两层：</w:t>
+      </w:r>
+    </w:p>
+    <w:p>
+      <w:pPr>
+        <w:pStyle w:val="ListBullet"/>
+        <w:spacing w:after="60"/>
+      </w:pPr>
+      <w:r>
+        <w:rPr>
+          <w:rFonts w:ascii="微软雅黑" w:hAnsi="微软雅黑" w:eastAsia="微软雅黑"/>
+          <w:b w:val="0"/>
+          <w:sz w:val="21"/>
+        </w:rPr>
+        <w:t>规则层（纯代码，稳定可复现）：先给学生的回答分类（8 种状态），再按矩阵决定这一轮该用哪种提问动作（8 种），最后审计这一问是否合格；</w:t>
+      </w:r>
+    </w:p>
+    <w:p>
+      <w:pPr>
+        <w:pStyle w:val="ListBullet"/>
+        <w:spacing w:after="60"/>
+      </w:pPr>
+      <w:r>
+        <w:rPr>
+          <w:rFonts w:ascii="微软雅黑" w:hAnsi="微软雅黑" w:eastAsia="微软雅黑"/>
+          <w:b w:val="0"/>
+          <w:sz w:val="21"/>
+        </w:rPr>
+        <w:t>模型层：只负责把这个动作说成一句孩子听得懂的话，不再自由决定问什么。</w:t>
+      </w:r>
+    </w:p>
+    <w:p>
+      <w:pPr>
+        <w:spacing w:after="120"/>
+      </w:pPr>
+      <w:r>
+        <w:rPr>
+          <w:rFonts w:ascii="微软雅黑" w:hAnsi="微软雅黑" w:eastAsia="微软雅黑"/>
+          <w:b w:val="0"/>
+          <w:sz w:val="21"/>
+        </w:rPr>
+        <w:t>支撑规则层的是"概念知识库"：每个概念都写明真懂必须说到哪几句话（用来判掌握，不靠模型感觉）、小学生不该随口用的术语、已知的典型错法及对应反问、以及每一层台阶可以问什么。现已覆盖变量、循环、算法、二进制、密码安全、人工智能六个概念。</w:t>
+      </w:r>
+    </w:p>
+    <w:p>
+      <w:pPr>
+        <w:spacing w:after="120"/>
+      </w:pPr>
+      <w:r>
+        <w:rPr>
+          <w:rFonts w:ascii="微软雅黑" w:hAnsi="微软雅黑" w:eastAsia="微软雅黑"/>
+          <w:b w:val="0"/>
+          <w:sz w:val="21"/>
+        </w:rPr>
+        <w:t>费曼环节同样如此：评分由四维加权算出（外行能听懂 30% / 关键点说全 35% / 有生活类比 15% / 说清了为什么 20%），每一维都给依据；不通过就精确指出卡在哪一句、退回重讲，最多 3 轮。这落实的是费曼技巧的第三、四步——而这两步恰恰是多数 AI 实现丢掉的。</w:t>
+      </w:r>
+    </w:p>
+    <w:p>
+      <w:pPr>
+        <w:spacing w:after="120"/>
+      </w:pPr>
+      <w:r>
+        <w:rPr>
+          <w:rFonts w:ascii="微软雅黑" w:hAnsi="微软雅黑" w:eastAsia="微软雅黑"/>
+          <w:b/>
+          <w:sz w:val="21"/>
+        </w:rPr>
+        <w:t>创新点四：面向小学的儿童认知适配</w:t>
       </w:r>
     </w:p>
     <w:p>
